--- a/lilyco-binfmt/tests/fixtures/office/md.docx
+++ b/lilyco-binfmt/tests/fixtures/office/md.docx
@@ -56,6 +56,11 @@
     <w:p>
       <w:r>
         <w:t>记号 *下_划线 [方括号] &lt;尖&gt; 反斜杠 \ 竖线 | 反引号 `</w:t>
+      </w:r>
+    </w:p>
+    <w:p>
+      <w:r>
+        <w:t>两处空格  之间是一个记号</w:t>
       </w:r>
     </w:p>
     <w:p>
